--- a/examples/sample-output.docx
+++ b/examples/sample-output.docx
@@ -221,7 +221,7 @@
     <w:p>
       <w:pPr>
         <w:spacing w:after="80"/>
-        <w:ind w:left="360"/>
+        <w:ind w:left="288"/>
       </w:pPr>
       <w:r>
         <w:t>Flat orthographic drawing of the library's west face. The two-story building has a symmetrical</w:t>
@@ -314,7 +314,7 @@
     <w:p>
       <w:pPr>
         <w:spacing w:after="80"/>
-        <w:ind w:left="360"/>
+        <w:ind w:left="288"/>
       </w:pPr>
       <w:r>
         <w:t>Overhead site plan with the library's footprint centered on the parcel. River Road runs along the</w:t>
